--- a/data/outputs/v2/Grade11/Biology/Lesson_Plans/SS1.2_Ecology/Biology_Ecology_FinalExplanation.docx
+++ b/data/outputs/v2/Grade11/Biology/Lesson_Plans/SS1.2_Ecology/Biology_Ecology_FinalExplanation.docx
@@ -2024,7 +2024,7 @@
         </w:rPr>
         <w:t xml:space="preserve">© 2026 SeaVuria and ARES. This work is licensed under a </w:t>
       </w:r>
-      <w:hyperlink w:history="1" r:id="rIdzetr_vfhm3jqyj7qdx0u0">
+      <w:hyperlink w:history="1" r:id="rIdee1srl9bm3xjjgrshk8ug">
         <w:r>
           <w:rPr>
             <w:rFonts w:ascii="Arial" w:cs="Arial" w:eastAsia="Arial" w:hAnsi="Arial"/>
@@ -2044,7 +2044,7 @@
         </w:rPr>
         <w:t xml:space="preserve"> (</w:t>
       </w:r>
-      <w:hyperlink w:history="1" r:id="rIdysuuaovo11i4nbufiqxe-">
+      <w:hyperlink w:history="1" r:id="rIdt3rg8yjvky4biugeymv8d">
         <w:r>
           <w:rPr>
             <w:rFonts w:ascii="Arial" w:cs="Arial" w:eastAsia="Arial" w:hAnsi="Arial"/>
@@ -2064,7 +2064,7 @@
         </w:rPr>
         <w:t xml:space="preserve">). To view a copy of this license, visit </w:t>
       </w:r>
-      <w:hyperlink w:history="1" r:id="rId5ke8xypiygcacxgmg3qwz">
+      <w:hyperlink w:history="1" r:id="rIdleizosyfkqpzyg356d2w7">
         <w:r>
           <w:rPr>
             <w:rFonts w:ascii="Arial" w:cs="Arial" w:eastAsia="Arial" w:hAnsi="Arial"/>

--- a/data/outputs/v2/Grade11/Biology/Lesson_Plans/SS1.2_Ecology/Biology_Ecology_FinalExplanation.docx
+++ b/data/outputs/v2/Grade11/Biology/Lesson_Plans/SS1.2_Ecology/Biology_Ecology_FinalExplanation.docx
@@ -95,7 +95,7 @@
                 <w:sz w:val="22"/>
                 <w:szCs w:val="22"/>
               </w:rPr>
-              <w:t xml:space="preserve">FINAL EXPLANATION: BIOLOGY GRADE 11 – SUB-STRAND 1.2 ECOLOGY: FINAL EXPLANATION</w:t>
+              <w:t xml:space="preserve">FINAL EXPLANATION: BIOLOGY GRADE 11: 1.2 ECOLOGY – FINAL EXPLANATION</w:t>
             </w:r>
           </w:p>
         </w:tc>
@@ -422,7 +422,7 @@
                 <w:sz w:val="18"/>
                 <w:szCs w:val="18"/>
               </w:rPr>
-              <w:t xml:space="preserve">Driving Question: Why are fish disappearing from a water body that once supported many fish, and what can the community do to restore the ecosystem? Use this document as a model for your own Final Explanation. Remember the river video from Lesson 1: fewer fish, but more algae and weeds, and a bad smell. Write in your own words, use evidence from your investigations, readings, presentations and drawings (Lessons 2 to 9), and make sure your explanation explains ALL three puzzling observations. Your explanation should link ecosystem interactions, adaptations, populations, nutrient cycles and pollution, and end with realistic community actions. Use Kenyan examples such as Lake Victoria, the Nairobi River, Kisumu, Kericho and Rift Valley farms.</w:t>
+              <w:t xml:space="preserve">Driving question: Why are fish disappearing from a water body that once supported many fish, and what can the community do to restore the ecosystem? In the Kenyan river video (2:20 to 4:50), a river that once had many fish now yields far fewer, while algae and aquatic weeds grow thickly and the water sometimes smells unpleasant. Use what you learned in Lessons 1 to 9, your notes, your presentations, your nitrogen and carbon cycle drawings and your pollution summary to answer each question below. Write in full sentences in the space under each prompt. Use correct ecology terms (for example ecosystem, habitat, population, density, biotic factor, abiotic factor, carrying capacity) and give evidence from our investigations. Where a question asks for a calculation, show your working.</w:t>
             </w:r>
           </w:p>
         </w:tc>
@@ -450,14 +450,12 @@
         <w:tblLayout w:type="fixed"/>
       </w:tblPr>
       <w:tblGrid>
-        <w:gridCol w:w="3000"/>
-        <w:gridCol w:w="10680"/>
+        <w:gridCol w:w="13680"/>
       </w:tblGrid>
       <w:tr>
         <w:tc>
           <w:tcPr>
             <w:tcW w:type="dxa" w:w="13680"/>
-            <w:gridSpan w:val="2"/>
             <w:shd w:fill="1F3864" w:color="auto" w:val="clear"/>
             <w:tcMar>
               <w:top w:type="dxa" w:w="60"/>
@@ -483,15 +481,15 @@
                 <w:sz w:val="22"/>
                 <w:szCs w:val="22"/>
               </w:rPr>
-              <w:t xml:space="preserve">Part 1: The River as an Ecosystem (Biotic and Abiotic Factors)</w:t>
-            </w:r>
-          </w:p>
-        </w:tc>
-      </w:tr>
-      <w:tr>
-        <w:tc>
-          <w:tcPr>
-            <w:tcW w:type="dxa" w:w="3000"/>
+              <w:t xml:space="preserve">Part 1: The river as an ecosystem and who thrives in it</w:t>
+            </w:r>
+          </w:p>
+        </w:tc>
+      </w:tr>
+      <w:tr>
+        <w:tc>
+          <w:tcPr>
+            <w:tcW w:type="dxa" w:w="13680"/>
             <w:shd w:fill="D9EEF1" w:color="auto" w:val="clear"/>
             <w:tcMar>
               <w:top w:type="dxa" w:w="60"/>
@@ -517,13 +515,37 @@
                 <w:sz w:val="18"/>
                 <w:szCs w:val="18"/>
               </w:rPr>
-              <w:t xml:space="preserve">Describe the river as an ecosystem. Name the biotic and abiotic factors and explain how they interact. Then explain why the idea that fish are old or have no food does not explain what you saw in the video.</w:t>
-            </w:r>
-          </w:p>
-        </w:tc>
-        <w:tc>
-          <w:tcPr>
-            <w:tcW w:type="dxa" w:w="10680"/>
+              <w:t xml:space="preserve">1. In Lesson 1 some learners said the fish were disappearing because they are old or have no food. Use the ecological terms you learned (ecosystem, habitat, community, biotic factors, abiotic factors) to describe the river. Then explain why 'the fish are old' or 'they have no food' cannot alone explain what you see in the video.</w:t>
+            </w:r>
+          </w:p>
+          <w:p>
+            <w:pPr>
+              <w:spacing w:after="40" w:before="0"/>
+              <w:jc w:val="left"/>
+            </w:pPr>
+            <w:r>
+              <w:rPr>
+                <w:rFonts w:ascii="Arial" w:cs="Arial" w:eastAsia="Arial" w:hAnsi="Arial"/>
+                <w:b/>
+                <w:bCs/>
+                <w:i w:val="false"/>
+                <w:iCs w:val="false"/>
+                <w:color w:val="000000"/>
+                <w:sz w:val="18"/>
+                <w:szCs w:val="18"/>
+              </w:rPr>
+              <w:t xml:space="preserve">2. Think about the adaptations you studied in Lesson 2 (for example water hyacinth and tilapia). Explain why the conditions in the river can favour algae and aquatic weeds while harming fish.</w:t>
+            </w:r>
+          </w:p>
+        </w:tc>
+      </w:tr>
+      <w:tr>
+        <w:trPr>
+          <w:trHeight w:val="4200" w:hRule="atLeast"/>
+        </w:trPr>
+        <w:tc>
+          <w:tcPr>
+            <w:tcW w:type="dxa" w:w="13680"/>
             <w:shd w:fill="FFFFFF" w:color="auto" w:val="clear"/>
             <w:tcMar>
               <w:top w:type="dxa" w:w="60"/>
@@ -543,13 +565,13 @@
                 <w:rFonts w:ascii="Arial" w:cs="Arial" w:eastAsia="Arial" w:hAnsi="Arial"/>
                 <w:b w:val="false"/>
                 <w:bCs w:val="false"/>
-                <w:i w:val="false"/>
-                <w:iCs w:val="false"/>
-                <w:color w:val="000000"/>
-                <w:sz w:val="18"/>
-                <w:szCs w:val="18"/>
-              </w:rPr>
-              <w:t xml:space="preserve">The river is an ecosystem. Living (biotic) factors include fish like tilapia, algae, water weeds, insects and bacteria. Non-living (abiotic) factors include water, light, temperature, oxygen dissolved in water, and nutrients in the soil and water. These parts constantly interact: algae use light and nutrients to make food, small animals eat algae, fish eat those animals, and bacteria break down dead matter. In the video, the idea that the fish are just old cannot explain why algae and weeds are booming or why the water smells. The idea of no food also fails, because there is plenty of plant growth. So something in the environment has changed, and it is affecting how the organisms and their surroundings interact. When one factor changes, such as nutrients or oxygen, the whole ecosystem can change. That is why we must look at the river as a connected system, not just at the fish alone.</w:t>
+                <w:i/>
+                <w:iCs/>
+                <w:color w:val="808080"/>
+                <w:sz w:val="18"/>
+                <w:szCs w:val="18"/>
+              </w:rPr>
+              <w:t xml:space="preserve">Write your answer here:</w:t>
             </w:r>
           </w:p>
         </w:tc>
@@ -577,14 +599,12 @@
         <w:tblLayout w:type="fixed"/>
       </w:tblPr>
       <w:tblGrid>
-        <w:gridCol w:w="3000"/>
-        <w:gridCol w:w="10680"/>
+        <w:gridCol w:w="13680"/>
       </w:tblGrid>
       <w:tr>
         <w:tc>
           <w:tcPr>
             <w:tcW w:type="dxa" w:w="13680"/>
-            <w:gridSpan w:val="2"/>
             <w:shd w:fill="1F3864" w:color="auto" w:val="clear"/>
             <w:tcMar>
               <w:top w:type="dxa" w:w="60"/>
@@ -610,15 +630,15 @@
                 <w:sz w:val="22"/>
                 <w:szCs w:val="22"/>
               </w:rPr>
-              <w:t xml:space="preserve">Part 2: Adaptations and Why Organisms Survive Only in Certain Habitats</w:t>
-            </w:r>
-          </w:p>
-        </w:tc>
-      </w:tr>
-      <w:tr>
-        <w:tc>
-          <w:tcPr>
-            <w:tcW w:type="dxa" w:w="3000"/>
+              <w:t xml:space="preserve">Part 2: Measuring populations</w:t>
+            </w:r>
+          </w:p>
+        </w:tc>
+      </w:tr>
+      <w:tr>
+        <w:tc>
+          <w:tcPr>
+            <w:tcW w:type="dxa" w:w="13680"/>
             <w:shd w:fill="D9EEF1" w:color="auto" w:val="clear"/>
             <w:tcMar>
               <w:top w:type="dxa" w:w="60"/>
@@ -644,13 +664,56 @@
                 <w:sz w:val="18"/>
                 <w:szCs w:val="18"/>
               </w:rPr>
-              <w:t xml:space="preserve">Explain how adaptations help organisms survive in particular habitats. Use examples from your Lesson 2 presentation (for example hydrophytes and xerophytes) and explain what happens when a habitat changes faster than organisms can cope.</w:t>
-            </w:r>
-          </w:p>
-        </w:tc>
-        <w:tc>
-          <w:tcPr>
-            <w:tcW w:type="dxa" w:w="10680"/>
+              <w:t xml:space="preserve">3. Define population and population density. In Lesson 3 you counted organisms in two 10 m x 10 m areas of the school compound. Explain why direct counting worked there but would be hard for the fish in the river.</w:t>
+            </w:r>
+          </w:p>
+          <w:p>
+            <w:pPr>
+              <w:spacing w:after="40" w:before="0"/>
+              <w:jc w:val="left"/>
+            </w:pPr>
+            <w:r>
+              <w:rPr>
+                <w:rFonts w:ascii="Arial" w:cs="Arial" w:eastAsia="Arial" w:hAnsi="Arial"/>
+                <w:b/>
+                <w:bCs/>
+                <w:i w:val="false"/>
+                <w:iCs w:val="false"/>
+                <w:color w:val="000000"/>
+                <w:sz w:val="18"/>
+                <w:szCs w:val="18"/>
+              </w:rPr>
+              <w:t xml:space="preserve">4. In Lessons 4 and 5 you used quadrats and a belt transect. Describe what you found about how plants are spread in the school field and across the compound, and explain what caused the differences.</w:t>
+            </w:r>
+          </w:p>
+          <w:p>
+            <w:pPr>
+              <w:spacing w:after="40" w:before="0"/>
+              <w:jc w:val="left"/>
+            </w:pPr>
+            <w:r>
+              <w:rPr>
+                <w:rFonts w:ascii="Arial" w:cs="Arial" w:eastAsia="Arial" w:hAnsi="Arial"/>
+                <w:b/>
+                <w:bCs/>
+                <w:i w:val="false"/>
+                <w:iCs w:val="false"/>
+                <w:color w:val="000000"/>
+                <w:sz w:val="18"/>
+                <w:szCs w:val="18"/>
+              </w:rPr>
+              <w:t xml:space="preserve">5. In Lesson 6 you marked 20 counters out of 100, then took a second sample of 20 and found 5 marked. Calculate the estimated population size and compare it with the true value. State two assumptions the method makes and explain how it could help the community find out whether fish numbers are falling.</w:t>
+            </w:r>
+          </w:p>
+        </w:tc>
+      </w:tr>
+      <w:tr>
+        <w:trPr>
+          <w:trHeight w:val="4200" w:hRule="atLeast"/>
+        </w:trPr>
+        <w:tc>
+          <w:tcPr>
+            <w:tcW w:type="dxa" w:w="13680"/>
             <w:shd w:fill="FFFFFF" w:color="auto" w:val="clear"/>
             <w:tcMar>
               <w:top w:type="dxa" w:w="60"/>
@@ -670,13 +733,13 @@
                 <w:rFonts w:ascii="Arial" w:cs="Arial" w:eastAsia="Arial" w:hAnsi="Arial"/>
                 <w:b w:val="false"/>
                 <w:bCs w:val="false"/>
-                <w:i w:val="false"/>
-                <w:iCs w:val="false"/>
-                <w:color w:val="000000"/>
-                <w:sz w:val="18"/>
-                <w:szCs w:val="18"/>
-              </w:rPr>
-              <w:t xml:space="preserve">Environments are very different across Kenya, from the dry lands of Turkana to the wet shores of Lake Victoria, so organisms cannot survive everywhere. Each one has adaptations that suit its habitat. Xerophytes like cacti and sisal have thick waxy cuticles and rolled or reduced leaves to save water. Hydrophytes like water lilies have wide flat floating leaves and air spaces in their tissues so they can live in water. Fish have gills to take oxygen from water, streamlined bodies to swim, and scales to protect them. Fish are adapted to water with enough dissolved oxygen. If the river changes quickly, for example when oxygen drops, the fish cannot adapt fast enough because adaptations take many generations to develop. Fish then die or move away. Meanwhile, organisms that tolerate rich, low-oxygen water, such as some algae and floating weeds like water hyacinth, spread quickly. This helps explain why the fish decline while weeds increase.</w:t>
+                <w:i/>
+                <w:iCs/>
+                <w:color w:val="808080"/>
+                <w:sz w:val="18"/>
+                <w:szCs w:val="18"/>
+              </w:rPr>
+              <w:t xml:space="preserve">Write your answer here:</w:t>
             </w:r>
           </w:p>
         </w:tc>
@@ -704,14 +767,12 @@
         <w:tblLayout w:type="fixed"/>
       </w:tblPr>
       <w:tblGrid>
-        <w:gridCol w:w="3000"/>
-        <w:gridCol w:w="10680"/>
+        <w:gridCol w:w="13680"/>
       </w:tblGrid>
       <w:tr>
         <w:tc>
           <w:tcPr>
             <w:tcW w:type="dxa" w:w="13680"/>
-            <w:gridSpan w:val="2"/>
             <w:shd w:fill="1F3864" w:color="auto" w:val="clear"/>
             <w:tcMar>
               <w:top w:type="dxa" w:w="60"/>
@@ -737,15 +798,15 @@
                 <w:sz w:val="22"/>
                 <w:szCs w:val="22"/>
               </w:rPr>
-              <w:t xml:space="preserve">Part 3: Populations, Sampling and Evidence of Change</w:t>
-            </w:r>
-          </w:p>
-        </w:tc>
-      </w:tr>
-      <w:tr>
-        <w:tc>
-          <w:tcPr>
-            <w:tcW w:type="dxa" w:w="3000"/>
+              <w:t xml:space="preserve">Part 3: Factors that limit populations</w:t>
+            </w:r>
+          </w:p>
+        </w:tc>
+      </w:tr>
+      <w:tr>
+        <w:tc>
+          <w:tcPr>
+            <w:tcW w:type="dxa" w:w="13680"/>
             <w:shd w:fill="D9EEF1" w:color="auto" w:val="clear"/>
             <w:tcMar>
               <w:top w:type="dxa" w:w="60"/>
@@ -771,13 +832,37 @@
                 <w:sz w:val="18"/>
                 <w:szCs w:val="18"/>
               </w:rPr>
-              <w:t xml:space="preserve">Explain what a population is and how scientists measure population size and density. Describe how you could show that the fish population is falling and the weed population is rising in the river.</w:t>
-            </w:r>
-          </w:p>
-        </w:tc>
-        <w:tc>
-          <w:tcPr>
-            <w:tcW w:type="dxa" w:w="10680"/>
+              <w:t xml:space="preserve">6. Use your summary of the readings and the PhET simulation from Lesson 7. Explain what biotic and abiotic limiting factors are and what carrying capacity means. Give examples of each type of factor that could affect the river fish.</w:t>
+            </w:r>
+          </w:p>
+          <w:p>
+            <w:pPr>
+              <w:spacing w:after="40" w:before="0"/>
+              <w:jc w:val="left"/>
+            </w:pPr>
+            <w:r>
+              <w:rPr>
+                <w:rFonts w:ascii="Arial" w:cs="Arial" w:eastAsia="Arial" w:hAnsi="Arial"/>
+                <w:b/>
+                <w:bCs/>
+                <w:i w:val="false"/>
+                <w:iCs w:val="false"/>
+                <w:color w:val="000000"/>
+                <w:sz w:val="18"/>
+                <w:szCs w:val="18"/>
+              </w:rPr>
+              <w:t xml:space="preserve">7. In the discussion diamond you ranked nine factors. Choose the factor you ranked highest and explain, using evidence, how well it explains the fish decline. Explain why one factor alone is probably not enough.</w:t>
+            </w:r>
+          </w:p>
+        </w:tc>
+      </w:tr>
+      <w:tr>
+        <w:trPr>
+          <w:trHeight w:val="4200" w:hRule="atLeast"/>
+        </w:trPr>
+        <w:tc>
+          <w:tcPr>
+            <w:tcW w:type="dxa" w:w="13680"/>
             <w:shd w:fill="FFFFFF" w:color="auto" w:val="clear"/>
             <w:tcMar>
               <w:top w:type="dxa" w:w="60"/>
@@ -797,13 +882,13 @@
                 <w:rFonts w:ascii="Arial" w:cs="Arial" w:eastAsia="Arial" w:hAnsi="Arial"/>
                 <w:b w:val="false"/>
                 <w:bCs w:val="false"/>
-                <w:i w:val="false"/>
-                <w:iCs w:val="false"/>
-                <w:color w:val="000000"/>
-                <w:sz w:val="18"/>
-                <w:szCs w:val="18"/>
-              </w:rPr>
-              <w:t xml:space="preserve">A population is all the organisms of the same species living in the same area, such as all the tilapia in one stretch of river. Population size is how many there are, and density is how many per area or volume. These measures tell us how healthy a habitat is. For small, non-moving organisms, like weeds on the school compound, we mark a boundary such as a 10 m x 10 m grid and count every individual. For large or moving populations, like fish, we cannot count every one, so we use sampling methods such as quadrats for plants and capture-mark-recapture for fish. In capture-mark-recapture, we catch fish, mark them, release them, then catch another sample. Population = (number first marked x total second catch) / number of marked fish recaptured. If we repeat this each year, falling fish numbers and rising weed density in the same stretch would give strong evidence of the change. Fishers' catch records from Kisumu or Lake Victoria can also support this evidence.</w:t>
+                <w:i/>
+                <w:iCs/>
+                <w:color w:val="808080"/>
+                <w:sz w:val="18"/>
+                <w:szCs w:val="18"/>
+              </w:rPr>
+              <w:t xml:space="preserve">Write your answer here:</w:t>
             </w:r>
           </w:p>
         </w:tc>
@@ -831,14 +916,12 @@
         <w:tblLayout w:type="fixed"/>
       </w:tblPr>
       <w:tblGrid>
-        <w:gridCol w:w="3000"/>
-        <w:gridCol w:w="10680"/>
+        <w:gridCol w:w="13680"/>
       </w:tblGrid>
       <w:tr>
         <w:tc>
           <w:tcPr>
             <w:tcW w:type="dxa" w:w="13680"/>
-            <w:gridSpan w:val="2"/>
             <w:shd w:fill="1F3864" w:color="auto" w:val="clear"/>
             <w:tcMar>
               <w:top w:type="dxa" w:w="60"/>
@@ -864,15 +947,15 @@
                 <w:sz w:val="22"/>
                 <w:szCs w:val="22"/>
               </w:rPr>
-              <w:t xml:space="preserve">Part 4: Nutrient Cycles and Pollution – Explaining the Algae, Weeds and Smell</w:t>
-            </w:r>
-          </w:p>
-        </w:tc>
-      </w:tr>
-      <w:tr>
-        <w:tc>
-          <w:tcPr>
-            <w:tcW w:type="dxa" w:w="3000"/>
+              <w:t xml:space="preserve">Part 4: How nutrients move and what pollution does</w:t>
+            </w:r>
+          </w:p>
+        </w:tc>
+      </w:tr>
+      <w:tr>
+        <w:tc>
+          <w:tcPr>
+            <w:tcW w:type="dxa" w:w="13680"/>
             <w:shd w:fill="D9EEF1" w:color="auto" w:val="clear"/>
             <w:tcMar>
               <w:top w:type="dxa" w:w="60"/>
@@ -898,13 +981,56 @@
                 <w:sz w:val="18"/>
                 <w:szCs w:val="18"/>
               </w:rPr>
-              <w:t xml:space="preserve">Use your nitrogen and carbon cycle drawings (Lesson 8) and your summary of pollution effects (Lesson 9) to explain why algae and weeds are booming, why the water smells, and why fish are disappearing. Link each observation to a cause.</w:t>
-            </w:r>
-          </w:p>
-        </w:tc>
-        <w:tc>
-          <w:tcPr>
-            <w:tcW w:type="dxa" w:w="10680"/>
+              <w:t xml:space="preserve">8. Draw and label a diagram of the nitrogen cycle and the carbon cycle, as you did in Lesson 8, and add a pathway showing how excess nutrients enter the river. Name at least three processes in your diagram.</w:t>
+            </w:r>
+          </w:p>
+          <w:p>
+            <w:pPr>
+              <w:spacing w:after="40" w:before="0"/>
+              <w:jc w:val="left"/>
+            </w:pPr>
+            <w:r>
+              <w:rPr>
+                <w:rFonts w:ascii="Arial" w:cs="Arial" w:eastAsia="Arial" w:hAnsi="Arial"/>
+                <w:b/>
+                <w:bCs/>
+                <w:i w:val="false"/>
+                <w:iCs w:val="false"/>
+                <w:color w:val="000000"/>
+                <w:sz w:val="18"/>
+                <w:szCs w:val="18"/>
+              </w:rPr>
+              <w:t xml:space="preserve">9. Using your pollution summary from Lesson 9, write a cause-and-effect explanation (a chain of steps) of how effluent, garbage and fertiliser runoff lead to fewer fish, thick algae and weeds, and a bad smell in the river.</w:t>
+            </w:r>
+          </w:p>
+          <w:p>
+            <w:pPr>
+              <w:spacing w:after="40" w:before="0"/>
+              <w:jc w:val="left"/>
+            </w:pPr>
+            <w:r>
+              <w:rPr>
+                <w:rFonts w:ascii="Arial" w:cs="Arial" w:eastAsia="Arial" w:hAnsi="Arial"/>
+                <w:b/>
+                <w:bCs/>
+                <w:i w:val="false"/>
+                <w:iCs w:val="false"/>
+                <w:color w:val="000000"/>
+                <w:sz w:val="18"/>
+                <w:szCs w:val="18"/>
+              </w:rPr>
+              <w:t xml:space="preserve">10. Name two types of pollution you recorded at the shopping centre. For each, say how it could end up in a river or affect the environment. Then explain which of the pollution types you recorded or researched contribute to global warming and climate change, and why.</w:t>
+            </w:r>
+          </w:p>
+        </w:tc>
+      </w:tr>
+      <w:tr>
+        <w:trPr>
+          <w:trHeight w:val="4200" w:hRule="atLeast"/>
+        </w:trPr>
+        <w:tc>
+          <w:tcPr>
+            <w:tcW w:type="dxa" w:w="13680"/>
             <w:shd w:fill="FFFFFF" w:color="auto" w:val="clear"/>
             <w:tcMar>
               <w:top w:type="dxa" w:w="60"/>
@@ -924,13 +1050,13 @@
                 <w:rFonts w:ascii="Arial" w:cs="Arial" w:eastAsia="Arial" w:hAnsi="Arial"/>
                 <w:b w:val="false"/>
                 <w:bCs w:val="false"/>
-                <w:i w:val="false"/>
-                <w:iCs w:val="false"/>
-                <w:color w:val="000000"/>
-                <w:sz w:val="18"/>
-                <w:szCs w:val="18"/>
-              </w:rPr>
-              <w:t xml:space="preserve">In the nitrogen cycle, nitrogen moves between air, soil, plants, animals and decomposers. Bacteria change nitrogen into nitrates that plants absorb. In the carbon cycle, plants and algae take in carbon dioxide in photosynthesis, and organisms release it by respiration and decay. When fertilisers from farms, sewage and detergents from towns, and waste from homes wash into the river, too many nitrates and phosphates enter the water. This is called eutrophication. Algae and weeds grow explosively. When they die, bacteria decompose them and use up lots of dissolved oxygen. Low oxygen kills fish, especially young ones. Decay without enough oxygen produces gases that cause the unpleasant smell. Thick weed and algae mats also block light so submerged plants die, and food chains collapse. So the three puzzles share one cause: pollution adding extra nutrients. Other pollution, like chemicals and plastics, can poison fish directly. Overfishing can make the problem worse.</w:t>
+                <w:i/>
+                <w:iCs/>
+                <w:color w:val="808080"/>
+                <w:sz w:val="18"/>
+                <w:szCs w:val="18"/>
+              </w:rPr>
+              <w:t xml:space="preserve">Write your answer here:</w:t>
             </w:r>
           </w:p>
         </w:tc>
@@ -958,14 +1084,12 @@
         <w:tblLayout w:type="fixed"/>
       </w:tblPr>
       <w:tblGrid>
-        <w:gridCol w:w="3000"/>
-        <w:gridCol w:w="10680"/>
+        <w:gridCol w:w="13680"/>
       </w:tblGrid>
       <w:tr>
         <w:tc>
           <w:tcPr>
             <w:tcW w:type="dxa" w:w="13680"/>
-            <w:gridSpan w:val="2"/>
             <w:shd w:fill="1F3864" w:color="auto" w:val="clear"/>
             <w:tcMar>
               <w:top w:type="dxa" w:w="60"/>
@@ -991,15 +1115,15 @@
                 <w:sz w:val="22"/>
                 <w:szCs w:val="22"/>
               </w:rPr>
-              <w:t xml:space="preserve">Part 5: What the Community Can Do to Restore the Ecosystem</w:t>
-            </w:r>
-          </w:p>
-        </w:tc>
-      </w:tr>
-      <w:tr>
-        <w:tc>
-          <w:tcPr>
-            <w:tcW w:type="dxa" w:w="3000"/>
+              <w:t xml:space="preserve">Part 5: Restoring the river</w:t>
+            </w:r>
+          </w:p>
+        </w:tc>
+      </w:tr>
+      <w:tr>
+        <w:tc>
+          <w:tcPr>
+            <w:tcW w:type="dxa" w:w="13680"/>
             <w:shd w:fill="D9EEF1" w:color="auto" w:val="clear"/>
             <w:tcMar>
               <w:top w:type="dxa" w:w="60"/>
@@ -1025,13 +1149,37 @@
                 <w:sz w:val="18"/>
                 <w:szCs w:val="18"/>
               </w:rPr>
-              <w:t xml:space="preserve">Propose a realistic action plan for your community. Explain how each action fixes a cause you identified, and how you would check if it is working.</w:t>
-            </w:r>
-          </w:p>
-        </w:tc>
-        <w:tc>
-          <w:tcPr>
-            <w:tcW w:type="dxa" w:w="10680"/>
+              <w:t xml:space="preserve">11. Compare your Lesson 1 model of the river with your final model. Describe two ideas that changed or were added.</w:t>
+            </w:r>
+          </w:p>
+          <w:p>
+            <w:pPr>
+              <w:spacing w:after="40" w:before="0"/>
+              <w:jc w:val="left"/>
+            </w:pPr>
+            <w:r>
+              <w:rPr>
+                <w:rFonts w:ascii="Arial" w:cs="Arial" w:eastAsia="Arial" w:hAnsi="Arial"/>
+                <w:b/>
+                <w:bCs/>
+                <w:i w:val="false"/>
+                <w:iCs w:val="false"/>
+                <w:color w:val="000000"/>
+                <w:sz w:val="18"/>
+                <w:szCs w:val="18"/>
+              </w:rPr>
+              <w:t xml:space="preserve">12. Write your Final Explanation: why are fish disappearing from the river that once supported many fish? Then propose at least three actions the community can take to restore the ecosystem, and say how each action links to a cause you identified.</w:t>
+            </w:r>
+          </w:p>
+        </w:tc>
+      </w:tr>
+      <w:tr>
+        <w:trPr>
+          <w:trHeight w:val="4200" w:hRule="atLeast"/>
+        </w:trPr>
+        <w:tc>
+          <w:tcPr>
+            <w:tcW w:type="dxa" w:w="13680"/>
             <w:shd w:fill="FFFFFF" w:color="auto" w:val="clear"/>
             <w:tcMar>
               <w:top w:type="dxa" w:w="60"/>
@@ -1051,13 +1199,13 @@
                 <w:rFonts w:ascii="Arial" w:cs="Arial" w:eastAsia="Arial" w:hAnsi="Arial"/>
                 <w:b w:val="false"/>
                 <w:bCs w:val="false"/>
-                <w:i w:val="false"/>
-                <w:iCs w:val="false"/>
-                <w:color w:val="000000"/>
-                <w:sz w:val="18"/>
-                <w:szCs w:val="18"/>
-              </w:rPr>
-              <w:t xml:space="preserve">First, reduce nutrients entering the river: use fertiliser carefully, plant napier grass and trees along the riverbank as buffers, treat sewage, and stop dumping waste and washing with detergents in the river. Second, remove excess weeds by hand or with machines, and use the weeds for compost or biogas so nutrients leave the water. Third, follow fishing rules, such as correct net sizes and closed seasons, so fish can breed and populations recover. Fourth, educate neighbours through chiefs' barazas, schools and community groups, and work with NEMA and county officers. To check progress, measure the same things over time: fish population using capture-mark-recapture, weed density using quadrats, water smell and clarity, and dissolved oxygen. If oxygen rises, weeds shrink and fish return, the actions are working. If not, we revise our plan. This shows that people caused the problem and people can solve it by understanding how organisms interact with their environment.</w:t>
+                <w:i/>
+                <w:iCs/>
+                <w:color w:val="808080"/>
+                <w:sz w:val="18"/>
+                <w:szCs w:val="18"/>
+              </w:rPr>
+              <w:t xml:space="preserve">Write your answer here:</w:t>
             </w:r>
           </w:p>
         </w:tc>
@@ -1284,7 +1432,7 @@
                 <w:sz w:val="18"/>
                 <w:szCs w:val="18"/>
               </w:rPr>
-              <w:t xml:space="preserve">Ecosystem interactions and adaptations</w:t>
+              <w:t xml:space="preserve">Use of ecological concepts and terms</w:t>
             </w:r>
           </w:p>
         </w:tc>
@@ -1316,7 +1464,7 @@
                 <w:sz w:val="18"/>
                 <w:szCs w:val="18"/>
               </w:rPr>
-              <w:t xml:space="preserve">Clearly explains biotic and abiotic factors and how they interact, uses accurate adaptation examples, and links habitat change to survival of fish and weeds.</w:t>
+              <w:t xml:space="preserve">Correctly and consistently uses ecosystem, habitat, population, density, biotic and abiotic factors, carrying capacity and adaptation to explain the river.</w:t>
             </w:r>
           </w:p>
         </w:tc>
@@ -1348,7 +1496,7 @@
                 <w:sz w:val="18"/>
                 <w:szCs w:val="18"/>
               </w:rPr>
-              <w:t xml:space="preserve">Names biotic and abiotic factors and gives some correct adaptation examples, with limited links to the river phenomenon.</w:t>
+              <w:t xml:space="preserve">Uses most terms correctly with minor errors or gaps.</w:t>
             </w:r>
           </w:p>
         </w:tc>
@@ -1380,7 +1528,7 @@
                 <w:sz w:val="18"/>
                 <w:szCs w:val="18"/>
               </w:rPr>
-              <w:t xml:space="preserve">Lists some factors or adaptations but does not explain interactions or connect them to the river.</w:t>
+              <w:t xml:space="preserve">Uses few terms, or uses them incorrectly.</w:t>
             </w:r>
           </w:p>
         </w:tc>
@@ -1414,7 +1562,7 @@
                 <w:sz w:val="18"/>
                 <w:szCs w:val="18"/>
               </w:rPr>
-              <w:t xml:space="preserve">Populations and sampling methods</w:t>
+              <w:t xml:space="preserve">Population measurement and calculations</w:t>
             </w:r>
           </w:p>
         </w:tc>
@@ -1446,7 +1594,7 @@
                 <w:sz w:val="18"/>
                 <w:szCs w:val="18"/>
               </w:rPr>
-              <w:t xml:space="preserve">Accurately defines population, size and density, and correctly chooses and explains counting or sampling methods (quadrat, capture-mark-recapture) with how they give evidence of change.</w:t>
+              <w:t xml:space="preserve">Accurately explains direct counting, quadrat and transect sampling, and correctly calculates the capture-recapture estimate (80) with working, assumptions and comparison to 100.</w:t>
             </w:r>
           </w:p>
         </w:tc>
@@ -1478,7 +1626,7 @@
                 <w:sz w:val="18"/>
                 <w:szCs w:val="18"/>
               </w:rPr>
-              <w:t xml:space="preserve">Defines population and describes at least one sampling method with minor gaps.</w:t>
+              <w:t xml:space="preserve">Explains the methods and calculates correctly with minor omissions in working or assumptions.</w:t>
             </w:r>
           </w:p>
         </w:tc>
@@ -1510,7 +1658,7 @@
                 <w:sz w:val="18"/>
                 <w:szCs w:val="18"/>
               </w:rPr>
-              <w:t xml:space="preserve">Confuses population terms or does not describe how populations are measured.</w:t>
+              <w:t xml:space="preserve">Calculation is incorrect or methods are confused or not explained.</w:t>
             </w:r>
           </w:p>
         </w:tc>
@@ -1544,7 +1692,7 @@
                 <w:sz w:val="18"/>
                 <w:szCs w:val="18"/>
               </w:rPr>
-              <w:t xml:space="preserve">Explanation of the phenomenon using nutrient cycles and pollution</w:t>
+              <w:t xml:space="preserve">Causal explanation of the phenomenon</w:t>
             </w:r>
           </w:p>
         </w:tc>
@@ -1576,7 +1724,7 @@
                 <w:sz w:val="18"/>
                 <w:szCs w:val="18"/>
               </w:rPr>
-              <w:t xml:space="preserve">Uses cycle drawings and pollution evidence to explain algae and weed growth, smell and fish loss as one connected cause-and-effect chain, including eutrophication and low oxygen.</w:t>
+              <w:t xml:space="preserve">Gives a complete chain: nutrient and pollution input, algal and weed growth, decay by bacteria, oxygen loss, fish death or movement, smell, plus interacting limiting factors, using evidence from the lessons.</w:t>
             </w:r>
           </w:p>
         </w:tc>
@@ -1608,7 +1756,7 @@
                 <w:sz w:val="18"/>
                 <w:szCs w:val="18"/>
               </w:rPr>
-              <w:t xml:space="preserve">Explains most observations with mostly correct causes but misses one link in the chain.</w:t>
+              <w:t xml:space="preserve">Gives most steps of the chain with some evidence.</w:t>
             </w:r>
           </w:p>
         </w:tc>
@@ -1640,7 +1788,7 @@
                 <w:sz w:val="18"/>
                 <w:szCs w:val="18"/>
               </w:rPr>
-              <w:t xml:space="preserve">Describes pollution in general terms without explaining the algae, smell or fish decline.</w:t>
+              <w:t xml:space="preserve">Gives only isolated ideas or does not link steps.</w:t>
             </w:r>
           </w:p>
         </w:tc>
@@ -1674,7 +1822,7 @@
                 <w:sz w:val="18"/>
                 <w:szCs w:val="18"/>
               </w:rPr>
-              <w:t xml:space="preserve">Use of evidence and Kenyan context</w:t>
+              <w:t xml:space="preserve">Models and use of evidence</w:t>
             </w:r>
           </w:p>
         </w:tc>
@@ -1706,7 +1854,7 @@
                 <w:sz w:val="18"/>
                 <w:szCs w:val="18"/>
               </w:rPr>
-              <w:t xml:space="preserve">Draws on work from Lessons 2 to 9 (presentations, reading summary, drawings) and relevant Kenyan examples to support every claim.</w:t>
+              <w:t xml:space="preserve">Nutrient cycle diagram is accurate and labelled with a clear pollution pathway; refers specifically to class investigations, the video and the pollution findings.</w:t>
             </w:r>
           </w:p>
         </w:tc>
@@ -1738,7 +1886,7 @@
                 <w:sz w:val="18"/>
                 <w:szCs w:val="18"/>
               </w:rPr>
-              <w:t xml:space="preserve">Uses some evidence from lessons and a few Kenyan examples.</w:t>
+              <w:t xml:space="preserve">Diagram or evidence is mostly accurate and specific.</w:t>
             </w:r>
           </w:p>
         </w:tc>
@@ -1770,7 +1918,7 @@
                 <w:sz w:val="18"/>
                 <w:szCs w:val="18"/>
               </w:rPr>
-              <w:t xml:space="preserve">Gives claims with little or no evidence or local context.</w:t>
+              <w:t xml:space="preserve">Diagram or evidence is missing, vague or inaccurate.</w:t>
             </w:r>
           </w:p>
         </w:tc>
@@ -1804,7 +1952,7 @@
                 <w:sz w:val="18"/>
                 <w:szCs w:val="18"/>
               </w:rPr>
-              <w:t xml:space="preserve">Community solutions and communication</w:t>
+              <w:t xml:space="preserve">Community solutions</w:t>
             </w:r>
           </w:p>
         </w:tc>
@@ -1836,7 +1984,7 @@
                 <w:sz w:val="18"/>
                 <w:szCs w:val="18"/>
               </w:rPr>
-              <w:t xml:space="preserve">Proposes realistic, specific actions linked to causes, explains how to monitor success, and writes clearly in an organised way.</w:t>
+              <w:t xml:space="preserve">Proposes at least three realistic Kenyan community actions, each linked to a specific cause.</w:t>
             </w:r>
           </w:p>
         </w:tc>
@@ -1868,7 +2016,7 @@
                 <w:sz w:val="18"/>
                 <w:szCs w:val="18"/>
               </w:rPr>
-              <w:t xml:space="preserve">Proposes reasonable actions with some link to causes and some monitoring ideas, mostly clear writing.</w:t>
+              <w:t xml:space="preserve">Proposes two or three actions, with some links to causes.</w:t>
             </w:r>
           </w:p>
         </w:tc>
@@ -1900,7 +2048,7 @@
                 <w:sz w:val="18"/>
                 <w:szCs w:val="18"/>
               </w:rPr>
-              <w:t xml:space="preserve">Suggests vague actions not linked to causes, with unclear writing.</w:t>
+              <w:t xml:space="preserve">Proposes one or no actions, or they are not linked to causes.</w:t>
             </w:r>
           </w:p>
         </w:tc>
@@ -2024,7 +2172,7 @@
         </w:rPr>
         <w:t xml:space="preserve">© 2026 SeaVuria and ARES. This work is licensed under a </w:t>
       </w:r>
-      <w:hyperlink w:history="1" r:id="rIdee1srl9bm3xjjgrshk8ug">
+      <w:hyperlink w:history="1" r:id="rIdmqw8tjri8kduo3jyhoelp">
         <w:r>
           <w:rPr>
             <w:rFonts w:ascii="Arial" w:cs="Arial" w:eastAsia="Arial" w:hAnsi="Arial"/>
@@ -2044,7 +2192,7 @@
         </w:rPr>
         <w:t xml:space="preserve"> (</w:t>
       </w:r>
-      <w:hyperlink w:history="1" r:id="rIdt3rg8yjvky4biugeymv8d">
+      <w:hyperlink w:history="1" r:id="rIdzqxex2mhbzrxqfesj2ab0">
         <w:r>
           <w:rPr>
             <w:rFonts w:ascii="Arial" w:cs="Arial" w:eastAsia="Arial" w:hAnsi="Arial"/>
@@ -2064,7 +2212,7 @@
         </w:rPr>
         <w:t xml:space="preserve">). To view a copy of this license, visit </w:t>
       </w:r>
-      <w:hyperlink w:history="1" r:id="rIdleizosyfkqpzyg356d2w7">
+      <w:hyperlink w:history="1" r:id="rIdyyydjar33o4eo_9fnqk_b">
         <w:r>
           <w:rPr>
             <w:rFonts w:ascii="Arial" w:cs="Arial" w:eastAsia="Arial" w:hAnsi="Arial"/>

--- a/data/outputs/v2/Grade11/Biology/Lesson_Plans/SS1.2_Ecology/Biology_Ecology_FinalExplanation.docx
+++ b/data/outputs/v2/Grade11/Biology/Lesson_Plans/SS1.2_Ecology/Biology_Ecology_FinalExplanation.docx
@@ -2172,7 +2172,7 @@
         </w:rPr>
         <w:t xml:space="preserve">© 2026 SeaVuria and ARES. This work is licensed under a </w:t>
       </w:r>
-      <w:hyperlink w:history="1" r:id="rIdmqw8tjri8kduo3jyhoelp">
+      <w:hyperlink w:history="1" r:id="rIdlobhd-bxygm-wmfwsylld">
         <w:r>
           <w:rPr>
             <w:rFonts w:ascii="Arial" w:cs="Arial" w:eastAsia="Arial" w:hAnsi="Arial"/>
@@ -2192,7 +2192,7 @@
         </w:rPr>
         <w:t xml:space="preserve"> (</w:t>
       </w:r>
-      <w:hyperlink w:history="1" r:id="rIdzqxex2mhbzrxqfesj2ab0">
+      <w:hyperlink w:history="1" r:id="rIdqkqy_nmykzemj4biirg-e">
         <w:r>
           <w:rPr>
             <w:rFonts w:ascii="Arial" w:cs="Arial" w:eastAsia="Arial" w:hAnsi="Arial"/>
@@ -2212,7 +2212,7 @@
         </w:rPr>
         <w:t xml:space="preserve">). To view a copy of this license, visit </w:t>
       </w:r>
-      <w:hyperlink w:history="1" r:id="rIdyyydjar33o4eo_9fnqk_b">
+      <w:hyperlink w:history="1" r:id="rIdq1svzdltit8ahvyj9jzyx">
         <w:r>
           <w:rPr>
             <w:rFonts w:ascii="Arial" w:cs="Arial" w:eastAsia="Arial" w:hAnsi="Arial"/>

--- a/data/outputs/v2/Grade11/Biology/Lesson_Plans/SS1.2_Ecology/Biology_Ecology_FinalExplanation.docx
+++ b/data/outputs/v2/Grade11/Biology/Lesson_Plans/SS1.2_Ecology/Biology_Ecology_FinalExplanation.docx
@@ -2172,7 +2172,7 @@
         </w:rPr>
         <w:t xml:space="preserve">© 2026 SeaVuria and ARES. This work is licensed under a </w:t>
       </w:r>
-      <w:hyperlink w:history="1" r:id="rIdlobhd-bxygm-wmfwsylld">
+      <w:hyperlink w:history="1" r:id="rIdzgm7lxrrah0_rx1uoetzj">
         <w:r>
           <w:rPr>
             <w:rFonts w:ascii="Arial" w:cs="Arial" w:eastAsia="Arial" w:hAnsi="Arial"/>
@@ -2192,7 +2192,7 @@
         </w:rPr>
         <w:t xml:space="preserve"> (</w:t>
       </w:r>
-      <w:hyperlink w:history="1" r:id="rIdqkqy_nmykzemj4biirg-e">
+      <w:hyperlink w:history="1" r:id="rId9tfj_evvckgrhkwiter-k">
         <w:r>
           <w:rPr>
             <w:rFonts w:ascii="Arial" w:cs="Arial" w:eastAsia="Arial" w:hAnsi="Arial"/>
@@ -2212,7 +2212,7 @@
         </w:rPr>
         <w:t xml:space="preserve">). To view a copy of this license, visit </w:t>
       </w:r>
-      <w:hyperlink w:history="1" r:id="rIdq1svzdltit8ahvyj9jzyx">
+      <w:hyperlink w:history="1" r:id="rIdvjfcpcvjfb0xdzfyxvl84">
         <w:r>
           <w:rPr>
             <w:rFonts w:ascii="Arial" w:cs="Arial" w:eastAsia="Arial" w:hAnsi="Arial"/>

--- a/data/outputs/v2/Grade11/Biology/Lesson_Plans/SS1.2_Ecology/Biology_Ecology_FinalExplanation.docx
+++ b/data/outputs/v2/Grade11/Biology/Lesson_Plans/SS1.2_Ecology/Biology_Ecology_FinalExplanation.docx
@@ -2172,7 +2172,7 @@
         </w:rPr>
         <w:t xml:space="preserve">© 2026 SeaVuria and ARES. This work is licensed under a </w:t>
       </w:r>
-      <w:hyperlink w:history="1" r:id="rIdzgm7lxrrah0_rx1uoetzj">
+      <w:hyperlink w:history="1" r:id="rIdw_teyn_lnqt4pbwgqh0z0">
         <w:r>
           <w:rPr>
             <w:rFonts w:ascii="Arial" w:cs="Arial" w:eastAsia="Arial" w:hAnsi="Arial"/>
@@ -2192,7 +2192,7 @@
         </w:rPr>
         <w:t xml:space="preserve"> (</w:t>
       </w:r>
-      <w:hyperlink w:history="1" r:id="rId9tfj_evvckgrhkwiter-k">
+      <w:hyperlink w:history="1" r:id="rIdcx8eop_zlgitthkdtipwh">
         <w:r>
           <w:rPr>
             <w:rFonts w:ascii="Arial" w:cs="Arial" w:eastAsia="Arial" w:hAnsi="Arial"/>
@@ -2212,7 +2212,7 @@
         </w:rPr>
         <w:t xml:space="preserve">). To view a copy of this license, visit </w:t>
       </w:r>
-      <w:hyperlink w:history="1" r:id="rIdvjfcpcvjfb0xdzfyxvl84">
+      <w:hyperlink w:history="1" r:id="rIdovkeo1vd5sfvnq-ziibhk">
         <w:r>
           <w:rPr>
             <w:rFonts w:ascii="Arial" w:cs="Arial" w:eastAsia="Arial" w:hAnsi="Arial"/>

--- a/data/outputs/v2/Grade11/Biology/Lesson_Plans/SS1.2_Ecology/Biology_Ecology_FinalExplanation.docx
+++ b/data/outputs/v2/Grade11/Biology/Lesson_Plans/SS1.2_Ecology/Biology_Ecology_FinalExplanation.docx
@@ -2172,7 +2172,7 @@
         </w:rPr>
         <w:t xml:space="preserve">© 2026 SeaVuria and ARES. This work is licensed under a </w:t>
       </w:r>
-      <w:hyperlink w:history="1" r:id="rIdw_teyn_lnqt4pbwgqh0z0">
+      <w:hyperlink w:history="1" r:id="rIdgyyujxpayfl_jhwlp0zm6">
         <w:r>
           <w:rPr>
             <w:rFonts w:ascii="Arial" w:cs="Arial" w:eastAsia="Arial" w:hAnsi="Arial"/>
@@ -2192,7 +2192,7 @@
         </w:rPr>
         <w:t xml:space="preserve"> (</w:t>
       </w:r>
-      <w:hyperlink w:history="1" r:id="rIdcx8eop_zlgitthkdtipwh">
+      <w:hyperlink w:history="1" r:id="rIdo-cyxkv5j8ntg8lwwcbb8">
         <w:r>
           <w:rPr>
             <w:rFonts w:ascii="Arial" w:cs="Arial" w:eastAsia="Arial" w:hAnsi="Arial"/>
@@ -2212,7 +2212,7 @@
         </w:rPr>
         <w:t xml:space="preserve">). To view a copy of this license, visit </w:t>
       </w:r>
-      <w:hyperlink w:history="1" r:id="rIdovkeo1vd5sfvnq-ziibhk">
+      <w:hyperlink w:history="1" r:id="rId7h2uassshq6bznvnb1nrb">
         <w:r>
           <w:rPr>
             <w:rFonts w:ascii="Arial" w:cs="Arial" w:eastAsia="Arial" w:hAnsi="Arial"/>

--- a/data/outputs/v2/Grade11/Biology/Lesson_Plans/SS1.2_Ecology/Biology_Ecology_FinalExplanation.docx
+++ b/data/outputs/v2/Grade11/Biology/Lesson_Plans/SS1.2_Ecology/Biology_Ecology_FinalExplanation.docx
@@ -95,7 +95,7 @@
                 <w:sz w:val="22"/>
                 <w:szCs w:val="22"/>
               </w:rPr>
-              <w:t xml:space="preserve">FINAL EXPLANATION: BIOLOGY GRADE 11: 1.2 ECOLOGY – FINAL EXPLANATION</w:t>
+              <w:t xml:space="preserve">FINAL EXPLANATION: BIOLOGY GRADE 11 – ECOLOGY (1.2): FINAL EXPLANATION</w:t>
             </w:r>
           </w:p>
         </w:tc>
@@ -422,7 +422,7 @@
                 <w:sz w:val="18"/>
                 <w:szCs w:val="18"/>
               </w:rPr>
-              <w:t xml:space="preserve">Driving question: Why are fish disappearing from a water body that once supported many fish, and what can the community do to restore the ecosystem? In the Kenyan river video (2:20 to 4:50), a river that once had many fish now yields far fewer, while algae and aquatic weeds grow thickly and the water sometimes smells unpleasant. Use what you learned in Lessons 1 to 9, your notes, your presentations, your nitrogen and carbon cycle drawings and your pollution summary to answer each question below. Write in full sentences in the space under each prompt. Use correct ecology terms (for example ecosystem, habitat, population, density, biotic factor, abiotic factor, carrying capacity) and give evidence from our investigations. Where a question asks for a calculation, show your working.</w:t>
+              <w:t xml:space="preserve">Driving Question: Why are fish disappearing from a water body that once supported many fish, and what can the community do to restore the ecosystem? You have watched the Kenyan river video (2:20 to 4:50), investigated habitats, adaptations, populations, sampling methods, limiting factors, nutrient cycles and pollution. Now write your own Final Explanation. Answer each section in the space under the prompt, using evidence from your lessons, your presentations, your reading summary, your cycle drawings and your pollution summary. Use correct ecological terms and Kenyan examples. Write in full sentences. Where asked, you may add a labelled sketch or a simple calculation.</w:t>
             </w:r>
           </w:p>
         </w:tc>
@@ -481,7 +481,7 @@
                 <w:sz w:val="22"/>
                 <w:szCs w:val="22"/>
               </w:rPr>
-              <w:t xml:space="preserve">Part 1: The river as an ecosystem and who thrives in it</w:t>
+              <w:t xml:space="preserve">Section 1: The River as an Ecosystem</w:t>
             </w:r>
           </w:p>
         </w:tc>
@@ -515,26 +515,7 @@
                 <w:sz w:val="18"/>
                 <w:szCs w:val="18"/>
               </w:rPr>
-              <w:t xml:space="preserve">1. In Lesson 1 some learners said the fish were disappearing because they are old or have no food. Use the ecological terms you learned (ecosystem, habitat, community, biotic factors, abiotic factors) to describe the river. Then explain why 'the fish are old' or 'they have no food' cannot alone explain what you see in the video.</w:t>
-            </w:r>
-          </w:p>
-          <w:p>
-            <w:pPr>
-              <w:spacing w:after="40" w:before="0"/>
-              <w:jc w:val="left"/>
-            </w:pPr>
-            <w:r>
-              <w:rPr>
-                <w:rFonts w:ascii="Arial" w:cs="Arial" w:eastAsia="Arial" w:hAnsi="Arial"/>
-                <w:b/>
-                <w:bCs/>
-                <w:i w:val="false"/>
-                <w:iCs w:val="false"/>
-                <w:color w:val="000000"/>
-                <w:sz w:val="18"/>
-                <w:szCs w:val="18"/>
-              </w:rPr>
-              <w:t xml:space="preserve">2. Think about the adaptations you studied in Lesson 2 (for example water hyacinth and tilapia). Explain why the conditions in the river can favour algae and aquatic weeds while harming fish.</w:t>
+              <w:t xml:space="preserve">At the start, people thought the fish were old or had no food. (a) Using what you learned in Lesson 1, explain why these ideas are not enough to explain what is happening in the river. (b) Use at least four ecological terms (for example habitat, population, community, niche, biotic factor, abiotic factor) to describe the river. (c) Explain what the phrase 'the river is still full of life' tells you about how organisms interact with their environment.</w:t>
             </w:r>
           </w:p>
         </w:tc>
@@ -630,7 +611,7 @@
                 <w:sz w:val="22"/>
                 <w:szCs w:val="22"/>
               </w:rPr>
-              <w:t xml:space="preserve">Part 2: Measuring populations</w:t>
+              <w:t xml:space="preserve">Section 2: Adaptations and Habitats</w:t>
             </w:r>
           </w:p>
         </w:tc>
@@ -664,45 +645,7 @@
                 <w:sz w:val="18"/>
                 <w:szCs w:val="18"/>
               </w:rPr>
-              <w:t xml:space="preserve">3. Define population and population density. In Lesson 3 you counted organisms in two 10 m x 10 m areas of the school compound. Explain why direct counting worked there but would be hard for the fish in the river.</w:t>
-            </w:r>
-          </w:p>
-          <w:p>
-            <w:pPr>
-              <w:spacing w:after="40" w:before="0"/>
-              <w:jc w:val="left"/>
-            </w:pPr>
-            <w:r>
-              <w:rPr>
-                <w:rFonts w:ascii="Arial" w:cs="Arial" w:eastAsia="Arial" w:hAnsi="Arial"/>
-                <w:b/>
-                <w:bCs/>
-                <w:i w:val="false"/>
-                <w:iCs w:val="false"/>
-                <w:color w:val="000000"/>
-                <w:sz w:val="18"/>
-                <w:szCs w:val="18"/>
-              </w:rPr>
-              <w:t xml:space="preserve">4. In Lessons 4 and 5 you used quadrats and a belt transect. Describe what you found about how plants are spread in the school field and across the compound, and explain what caused the differences.</w:t>
-            </w:r>
-          </w:p>
-          <w:p>
-            <w:pPr>
-              <w:spacing w:after="40" w:before="0"/>
-              <w:jc w:val="left"/>
-            </w:pPr>
-            <w:r>
-              <w:rPr>
-                <w:rFonts w:ascii="Arial" w:cs="Arial" w:eastAsia="Arial" w:hAnsi="Arial"/>
-                <w:b/>
-                <w:bCs/>
-                <w:i w:val="false"/>
-                <w:iCs w:val="false"/>
-                <w:color w:val="000000"/>
-                <w:sz w:val="18"/>
-                <w:szCs w:val="18"/>
-              </w:rPr>
-              <w:t xml:space="preserve">5. In Lesson 6 you marked 20 counters out of 100, then took a second sample of 20 and found 5 marked. Calculate the estimated population size and compare it with the true value. State two assumptions the method makes and explain how it could help the community find out whether fish numbers are falling.</w:t>
+              <w:t xml:space="preserve">(a) Choose two organisms from different habitat groups that you studied (for example Euphorbia, maize, water hyacinth, mangroves, camel, tilapia). For each, name its habitat group and describe one adaptation and how it helps the organism survive. (b) Water hyacinth and algae both grow thickly in the river. Explain which of them is a hydrophyte and which is not. (c) Explain why conditions in the river can favour weeds and algae but harm fish. Link your answer to the adaptations of fish.</w:t>
             </w:r>
           </w:p>
         </w:tc>
@@ -798,7 +741,7 @@
                 <w:sz w:val="22"/>
                 <w:szCs w:val="22"/>
               </w:rPr>
-              <w:t xml:space="preserve">Part 3: Factors that limit populations</w:t>
+              <w:t xml:space="preserve">Section 3: Measuring Populations</w:t>
             </w:r>
           </w:p>
         </w:tc>
@@ -832,26 +775,7 @@
                 <w:sz w:val="18"/>
                 <w:szCs w:val="18"/>
               </w:rPr>
-              <w:t xml:space="preserve">6. Use your summary of the readings and the PhET simulation from Lesson 7. Explain what biotic and abiotic limiting factors are and what carrying capacity means. Give examples of each type of factor that could affect the river fish.</w:t>
-            </w:r>
-          </w:p>
-          <w:p>
-            <w:pPr>
-              <w:spacing w:after="40" w:before="0"/>
-              <w:jc w:val="left"/>
-            </w:pPr>
-            <w:r>
-              <w:rPr>
-                <w:rFonts w:ascii="Arial" w:cs="Arial" w:eastAsia="Arial" w:hAnsi="Arial"/>
-                <w:b/>
-                <w:bCs/>
-                <w:i w:val="false"/>
-                <w:iCs w:val="false"/>
-                <w:color w:val="000000"/>
-                <w:sz w:val="18"/>
-                <w:szCs w:val="18"/>
-              </w:rPr>
-              <w:t xml:space="preserve">7. In the discussion diamond you ranked nine factors. Choose the factor you ranked highest and explain, using evidence, how well it explains the fish decline. Explain why one factor alone is probably not enough.</w:t>
+              <w:t xml:space="preserve">(a) Define population and population density. (b) In the school compound your group counted every individual in a 10 m x 10 m area. Explain when direct counting is suitable and why it would be difficult in the river. (c) Describe how quadrat sampling (1 m x 1 m quadrats placed randomly) and a belt transect helped you find out whether plants are spread evenly. State what you found and what caused the differences. (d) In a capture-recapture simulation, 20 counters were marked and returned to the container. A second sample of 20 contained 5 marked counters. Calculate the estimated population and compare it with the true value of 100. State two assumptions of the method and say how the method could help the community know if fish numbers are falling.</w:t>
             </w:r>
           </w:p>
         </w:tc>
@@ -947,7 +871,7 @@
                 <w:sz w:val="22"/>
                 <w:szCs w:val="22"/>
               </w:rPr>
-              <w:t xml:space="preserve">Part 4: How nutrients move and what pollution does</w:t>
+              <w:t xml:space="preserve">Section 4: Why Are the Fish Disappearing?</w:t>
             </w:r>
           </w:p>
         </w:tc>
@@ -981,45 +905,7 @@
                 <w:sz w:val="18"/>
                 <w:szCs w:val="18"/>
               </w:rPr>
-              <w:t xml:space="preserve">8. Draw and label a diagram of the nitrogen cycle and the carbon cycle, as you did in Lesson 8, and add a pathway showing how excess nutrients enter the river. Name at least three processes in your diagram.</w:t>
-            </w:r>
-          </w:p>
-          <w:p>
-            <w:pPr>
-              <w:spacing w:after="40" w:before="0"/>
-              <w:jc w:val="left"/>
-            </w:pPr>
-            <w:r>
-              <w:rPr>
-                <w:rFonts w:ascii="Arial" w:cs="Arial" w:eastAsia="Arial" w:hAnsi="Arial"/>
-                <w:b/>
-                <w:bCs/>
-                <w:i w:val="false"/>
-                <w:iCs w:val="false"/>
-                <w:color w:val="000000"/>
-                <w:sz w:val="18"/>
-                <w:szCs w:val="18"/>
-              </w:rPr>
-              <w:t xml:space="preserve">9. Using your pollution summary from Lesson 9, write a cause-and-effect explanation (a chain of steps) of how effluent, garbage and fertiliser runoff lead to fewer fish, thick algae and weeds, and a bad smell in the river.</w:t>
-            </w:r>
-          </w:p>
-          <w:p>
-            <w:pPr>
-              <w:spacing w:after="40" w:before="0"/>
-              <w:jc w:val="left"/>
-            </w:pPr>
-            <w:r>
-              <w:rPr>
-                <w:rFonts w:ascii="Arial" w:cs="Arial" w:eastAsia="Arial" w:hAnsi="Arial"/>
-                <w:b/>
-                <w:bCs/>
-                <w:i w:val="false"/>
-                <w:iCs w:val="false"/>
-                <w:color w:val="000000"/>
-                <w:sz w:val="18"/>
-                <w:szCs w:val="18"/>
-              </w:rPr>
-              <w:t xml:space="preserve">10. Name two types of pollution you recorded at the shopping centre. For each, say how it could end up in a river or affect the environment. Then explain which of the pollution types you recorded or researched contribute to global warming and climate change, and why.</w:t>
+              <w:t xml:space="preserve">Use your reading summary on limiting factors, your nitrogen and carbon cycle drawings, and your pollution summary. (a) Name two biotic and two abiotic factors that can limit a population, and explain what carrying capacity means. (b) Describe how nitrogen and nutrients from a place such as a maize shamba, a dairy farm near Kericho or sewage can reach the river. (c) Write a step-by-step explanation, in order, of how this leads to the booming of algae and weeds, the bad smell and the loss of fish. (d) Explain how garbage and effluent, as in the Nairobi and Athi Rivers, add to the problem.</w:t>
             </w:r>
           </w:p>
         </w:tc>
@@ -1115,7 +1001,7 @@
                 <w:sz w:val="22"/>
                 <w:szCs w:val="22"/>
               </w:rPr>
-              <w:t xml:space="preserve">Part 5: Restoring the river</w:t>
+              <w:t xml:space="preserve">Section 5: Restoring Our River</w:t>
             </w:r>
           </w:p>
         </w:tc>
@@ -1149,26 +1035,7 @@
                 <w:sz w:val="18"/>
                 <w:szCs w:val="18"/>
               </w:rPr>
-              <w:t xml:space="preserve">11. Compare your Lesson 1 model of the river with your final model. Describe two ideas that changed or were added.</w:t>
-            </w:r>
-          </w:p>
-          <w:p>
-            <w:pPr>
-              <w:spacing w:after="40" w:before="0"/>
-              <w:jc w:val="left"/>
-            </w:pPr>
-            <w:r>
-              <w:rPr>
-                <w:rFonts w:ascii="Arial" w:cs="Arial" w:eastAsia="Arial" w:hAnsi="Arial"/>
-                <w:b/>
-                <w:bCs/>
-                <w:i w:val="false"/>
-                <w:iCs w:val="false"/>
-                <w:color w:val="000000"/>
-                <w:sz w:val="18"/>
-                <w:szCs w:val="18"/>
-              </w:rPr>
-              <w:t xml:space="preserve">12. Write your Final Explanation: why are fish disappearing from the river that once supported many fish? Then propose at least three actions the community can take to restore the ecosystem, and say how each action links to a cause you identified.</w:t>
+              <w:t xml:space="preserve">The driving question asks what the community can do to restore the ecosystem. (a) Propose three actions the community could take, and for each explain which part of the problem it addresses. (b) Describe one way you could check, using a method from this unit, whether your actions are working. (c) Compare your first model of the river in Lesson 1 with what you now know. State two things you would add or change.</w:t>
             </w:r>
           </w:p>
         </w:tc>
@@ -1432,7 +1299,7 @@
                 <w:sz w:val="18"/>
                 <w:szCs w:val="18"/>
               </w:rPr>
-              <w:t xml:space="preserve">Use of ecological concepts and terms</w:t>
+              <w:t xml:space="preserve">Use of evidence from the lessons</w:t>
             </w:r>
           </w:p>
         </w:tc>
@@ -1464,7 +1331,7 @@
                 <w:sz w:val="18"/>
                 <w:szCs w:val="18"/>
               </w:rPr>
-              <w:t xml:space="preserve">Correctly and consistently uses ecosystem, habitat, population, density, biotic and abiotic factors, carrying capacity and adaptation to explain the river.</w:t>
+              <w:t xml:space="preserve">Uses specific evidence from the river video, the school field investigations, simulations, readings and pollution research to support every claim.</w:t>
             </w:r>
           </w:p>
         </w:tc>
@@ -1496,7 +1363,7 @@
                 <w:sz w:val="18"/>
                 <w:szCs w:val="18"/>
               </w:rPr>
-              <w:t xml:space="preserve">Uses most terms correctly with minor errors or gaps.</w:t>
+              <w:t xml:space="preserve">Uses some evidence from the lessons, but some claims are general or unsupported.</w:t>
             </w:r>
           </w:p>
         </w:tc>
@@ -1528,7 +1395,7 @@
                 <w:sz w:val="18"/>
                 <w:szCs w:val="18"/>
               </w:rPr>
-              <w:t xml:space="preserve">Uses few terms, or uses them incorrectly.</w:t>
+              <w:t xml:space="preserve">Gives few or no pieces of evidence, or evidence is not linked to the river.</w:t>
             </w:r>
           </w:p>
         </w:tc>
@@ -1562,7 +1429,7 @@
                 <w:sz w:val="18"/>
                 <w:szCs w:val="18"/>
               </w:rPr>
-              <w:t xml:space="preserve">Population measurement and calculations</w:t>
+              <w:t xml:space="preserve">Scientific accuracy and ecological terms</w:t>
             </w:r>
           </w:p>
         </w:tc>
@@ -1594,7 +1461,7 @@
                 <w:sz w:val="18"/>
                 <w:szCs w:val="18"/>
               </w:rPr>
-              <w:t xml:space="preserve">Accurately explains direct counting, quadrat and transect sampling, and correctly calculates the capture-recapture estimate (80) with working, assumptions and comparison to 100.</w:t>
+              <w:t xml:space="preserve">Uses terms such as ecosystem, habitat, population, density, carrying capacity, eutrophication and dissolved oxygen correctly, with accurate adaptations and calculations.</w:t>
             </w:r>
           </w:p>
         </w:tc>
@@ -1626,7 +1493,7 @@
                 <w:sz w:val="18"/>
                 <w:szCs w:val="18"/>
               </w:rPr>
-              <w:t xml:space="preserve">Explains the methods and calculates correctly with minor omissions in working or assumptions.</w:t>
+              <w:t xml:space="preserve">Uses most terms correctly with minor errors in adaptations or calculations.</w:t>
             </w:r>
           </w:p>
         </w:tc>
@@ -1658,7 +1525,7 @@
                 <w:sz w:val="18"/>
                 <w:szCs w:val="18"/>
               </w:rPr>
-              <w:t xml:space="preserve">Calculation is incorrect or methods are confused or not explained.</w:t>
+              <w:t xml:space="preserve">Uses few terms or makes major errors, such as confusing algae with hydrophytes or population with community.</w:t>
             </w:r>
           </w:p>
         </w:tc>
@@ -1724,7 +1591,7 @@
                 <w:sz w:val="18"/>
                 <w:szCs w:val="18"/>
               </w:rPr>
-              <w:t xml:space="preserve">Gives a complete chain: nutrient and pollution input, algal and weed growth, decay by bacteria, oxygen loss, fish death or movement, smell, plus interacting limiting factors, using evidence from the lessons.</w:t>
+              <w:t xml:space="preserve">Gives a complete ordered chain from nutrient runoff to algal bloom, decomposition, low oxygen, smell and fish loss, and mentions other limiting factors.</w:t>
             </w:r>
           </w:p>
         </w:tc>
@@ -1756,7 +1623,7 @@
                 <w:sz w:val="18"/>
                 <w:szCs w:val="18"/>
               </w:rPr>
-              <w:t xml:space="preserve">Gives most steps of the chain with some evidence.</w:t>
+              <w:t xml:space="preserve">Gives a mostly correct chain but misses a step or does not link the smell or oxygen.</w:t>
             </w:r>
           </w:p>
         </w:tc>
@@ -1788,7 +1655,7 @@
                 <w:sz w:val="18"/>
                 <w:szCs w:val="18"/>
               </w:rPr>
-              <w:t xml:space="preserve">Gives only isolated ideas or does not link steps.</w:t>
+              <w:t xml:space="preserve">Lists causes without explaining how they connect, or relies on the original ideas (old fish, no food).</w:t>
             </w:r>
           </w:p>
         </w:tc>
@@ -1822,7 +1689,7 @@
                 <w:sz w:val="18"/>
                 <w:szCs w:val="18"/>
               </w:rPr>
-              <w:t xml:space="preserve">Models and use of evidence</w:t>
+              <w:t xml:space="preserve">Sampling methods and data</w:t>
             </w:r>
           </w:p>
         </w:tc>
@@ -1854,7 +1721,7 @@
                 <w:sz w:val="18"/>
                 <w:szCs w:val="18"/>
               </w:rPr>
-              <w:t xml:space="preserve">Nutrient cycle diagram is accurate and labelled with a clear pollution pathway; refers specifically to class investigations, the video and the pollution findings.</w:t>
+              <w:t xml:space="preserve">Explains direct counting, quadrats, belt transects and capture-recapture correctly, calculates the estimate accurately and states assumptions.</w:t>
             </w:r>
           </w:p>
         </w:tc>
@@ -1886,7 +1753,7 @@
                 <w:sz w:val="18"/>
                 <w:szCs w:val="18"/>
               </w:rPr>
-              <w:t xml:space="preserve">Diagram or evidence is mostly accurate and specific.</w:t>
+              <w:t xml:space="preserve">Describes methods and calculates correctly, but explanations of when to use them or the assumptions are incomplete.</w:t>
             </w:r>
           </w:p>
         </w:tc>
@@ -1918,7 +1785,7 @@
                 <w:sz w:val="18"/>
                 <w:szCs w:val="18"/>
               </w:rPr>
-              <w:t xml:space="preserve">Diagram or evidence is missing, vague or inaccurate.</w:t>
+              <w:t xml:space="preserve">Confuses methods or cannot calculate the estimate.</w:t>
             </w:r>
           </w:p>
         </w:tc>
@@ -1952,7 +1819,7 @@
                 <w:sz w:val="18"/>
                 <w:szCs w:val="18"/>
               </w:rPr>
-              <w:t xml:space="preserve">Community solutions</w:t>
+              <w:t xml:space="preserve">Community solutions and model revision</w:t>
             </w:r>
           </w:p>
         </w:tc>
@@ -1984,7 +1851,7 @@
                 <w:sz w:val="18"/>
                 <w:szCs w:val="18"/>
               </w:rPr>
-              <w:t xml:space="preserve">Proposes at least three realistic Kenyan community actions, each linked to a specific cause.</w:t>
+              <w:t xml:space="preserve">Proposes realistic actions that each target a cause, suggests a way to monitor results, and clearly shows how the model has improved.</w:t>
             </w:r>
           </w:p>
         </w:tc>
@@ -2016,7 +1883,7 @@
                 <w:sz w:val="18"/>
                 <w:szCs w:val="18"/>
               </w:rPr>
-              <w:t xml:space="preserve">Proposes two or three actions, with some links to causes.</w:t>
+              <w:t xml:space="preserve">Proposes reasonable actions and some model changes, but links to causes or monitoring are weak.</w:t>
             </w:r>
           </w:p>
         </w:tc>
@@ -2048,7 +1915,7 @@
                 <w:sz w:val="18"/>
                 <w:szCs w:val="18"/>
               </w:rPr>
-              <w:t xml:space="preserve">Proposes one or no actions, or they are not linked to causes.</w:t>
+              <w:t xml:space="preserve">Gives vague or unrelated actions and little model revision.</w:t>
             </w:r>
           </w:p>
         </w:tc>
@@ -2172,7 +2039,7 @@
         </w:rPr>
         <w:t xml:space="preserve">© 2026 SeaVuria and ARES. This work is licensed under a </w:t>
       </w:r>
-      <w:hyperlink w:history="1" r:id="rIdgyyujxpayfl_jhwlp0zm6">
+      <w:hyperlink w:history="1" r:id="rIdqp7vprrvlw6ifxefvroqr">
         <w:r>
           <w:rPr>
             <w:rFonts w:ascii="Arial" w:cs="Arial" w:eastAsia="Arial" w:hAnsi="Arial"/>
@@ -2192,7 +2059,7 @@
         </w:rPr>
         <w:t xml:space="preserve"> (</w:t>
       </w:r>
-      <w:hyperlink w:history="1" r:id="rIdo-cyxkv5j8ntg8lwwcbb8">
+      <w:hyperlink w:history="1" r:id="rIdrdq-vzatcg2wzd1ue6z_k">
         <w:r>
           <w:rPr>
             <w:rFonts w:ascii="Arial" w:cs="Arial" w:eastAsia="Arial" w:hAnsi="Arial"/>
@@ -2212,7 +2079,7 @@
         </w:rPr>
         <w:t xml:space="preserve">). To view a copy of this license, visit </w:t>
       </w:r>
-      <w:hyperlink w:history="1" r:id="rId7h2uassshq6bznvnb1nrb">
+      <w:hyperlink w:history="1" r:id="rIdw37yhxw8atxkesonndmil">
         <w:r>
           <w:rPr>
             <w:rFonts w:ascii="Arial" w:cs="Arial" w:eastAsia="Arial" w:hAnsi="Arial"/>

--- a/data/outputs/v2/Grade11/Biology/Lesson_Plans/SS1.2_Ecology/Biology_Ecology_FinalExplanation.docx
+++ b/data/outputs/v2/Grade11/Biology/Lesson_Plans/SS1.2_Ecology/Biology_Ecology_FinalExplanation.docx
@@ -4,6 +4,7 @@
   <w:body>
     <w:p>
       <w:pPr>
+        <w:keepNext w:val="false"/>
         <w:spacing w:after="30" w:before="0"/>
         <w:jc w:val="center"/>
       </w:pPr>
@@ -23,6 +24,7 @@
     </w:p>
     <w:p>
       <w:pPr>
+        <w:keepNext w:val="false"/>
         <w:spacing w:after="60" w:before="0"/>
         <w:jc w:val="center"/>
       </w:pPr>
@@ -81,6 +83,7 @@
           </w:tcPr>
           <w:p>
             <w:pPr>
+              <w:keepNext w:val="false"/>
               <w:spacing w:after="40" w:before="0"/>
               <w:jc w:val="center"/>
             </w:pPr>
@@ -116,6 +119,7 @@
           </w:tcPr>
           <w:p>
             <w:pPr>
+              <w:keepNext w:val="false"/>
               <w:spacing w:after="40" w:before="0"/>
               <w:jc w:val="center"/>
             </w:pPr>
@@ -150,6 +154,7 @@
           </w:tcPr>
           <w:p>
             <w:pPr>
+              <w:keepNext w:val="false"/>
               <w:spacing w:after="40" w:before="0"/>
               <w:jc w:val="left"/>
             </w:pPr>
@@ -182,6 +187,7 @@
           </w:tcPr>
           <w:p>
             <w:pPr>
+              <w:keepNext w:val="false"/>
               <w:spacing w:after="40" w:before="0"/>
               <w:jc w:val="left"/>
             </w:pPr>
@@ -216,6 +222,7 @@
           </w:tcPr>
           <w:p>
             <w:pPr>
+              <w:keepNext w:val="false"/>
               <w:spacing w:after="40" w:before="0"/>
               <w:jc w:val="left"/>
             </w:pPr>
@@ -248,6 +255,7 @@
           </w:tcPr>
           <w:p>
             <w:pPr>
+              <w:keepNext w:val="false"/>
               <w:spacing w:after="40" w:before="0"/>
               <w:jc w:val="left"/>
             </w:pPr>
@@ -282,6 +290,7 @@
           </w:tcPr>
           <w:p>
             <w:pPr>
+              <w:keepNext w:val="false"/>
               <w:spacing w:after="40" w:before="0"/>
               <w:jc w:val="left"/>
             </w:pPr>
@@ -314,6 +323,7 @@
           </w:tcPr>
           <w:p>
             <w:pPr>
+              <w:keepNext w:val="false"/>
               <w:spacing w:after="40" w:before="0"/>
               <w:jc w:val="left"/>
             </w:pPr>
@@ -374,6 +384,7 @@
           </w:tcPr>
           <w:p>
             <w:pPr>
+              <w:keepNext w:val="false"/>
               <w:spacing w:after="40" w:before="0"/>
               <w:jc w:val="center"/>
             </w:pPr>
@@ -408,6 +419,7 @@
           </w:tcPr>
           <w:p>
             <w:pPr>
+              <w:keepNext w:val="false"/>
               <w:spacing w:after="40" w:before="0"/>
               <w:jc w:val="left"/>
             </w:pPr>
@@ -467,6 +479,7 @@
           </w:tcPr>
           <w:p>
             <w:pPr>
+              <w:keepNext/>
               <w:spacing w:after="40" w:before="0"/>
               <w:jc w:val="center"/>
             </w:pPr>
@@ -501,6 +514,7 @@
           </w:tcPr>
           <w:p>
             <w:pPr>
+              <w:keepNext/>
               <w:spacing w:after="40" w:before="0"/>
               <w:jc w:val="left"/>
             </w:pPr>
@@ -538,6 +552,7 @@
           </w:tcPr>
           <w:p>
             <w:pPr>
+              <w:keepNext w:val="false"/>
               <w:spacing w:after="40" w:before="0"/>
               <w:jc w:val="left"/>
             </w:pPr>
@@ -597,6 +612,7 @@
           </w:tcPr>
           <w:p>
             <w:pPr>
+              <w:keepNext/>
               <w:spacing w:after="40" w:before="0"/>
               <w:jc w:val="center"/>
             </w:pPr>
@@ -631,6 +647,7 @@
           </w:tcPr>
           <w:p>
             <w:pPr>
+              <w:keepNext/>
               <w:spacing w:after="40" w:before="0"/>
               <w:jc w:val="left"/>
             </w:pPr>
@@ -668,6 +685,7 @@
           </w:tcPr>
           <w:p>
             <w:pPr>
+              <w:keepNext w:val="false"/>
               <w:spacing w:after="40" w:before="0"/>
               <w:jc w:val="left"/>
             </w:pPr>
@@ -727,6 +745,7 @@
           </w:tcPr>
           <w:p>
             <w:pPr>
+              <w:keepNext/>
               <w:spacing w:after="40" w:before="0"/>
               <w:jc w:val="center"/>
             </w:pPr>
@@ -761,6 +780,7 @@
           </w:tcPr>
           <w:p>
             <w:pPr>
+              <w:keepNext/>
               <w:spacing w:after="40" w:before="0"/>
               <w:jc w:val="left"/>
             </w:pPr>
@@ -798,6 +818,7 @@
           </w:tcPr>
           <w:p>
             <w:pPr>
+              <w:keepNext w:val="false"/>
               <w:spacing w:after="40" w:before="0"/>
               <w:jc w:val="left"/>
             </w:pPr>
@@ -857,6 +878,7 @@
           </w:tcPr>
           <w:p>
             <w:pPr>
+              <w:keepNext/>
               <w:spacing w:after="40" w:before="0"/>
               <w:jc w:val="center"/>
             </w:pPr>
@@ -891,6 +913,7 @@
           </w:tcPr>
           <w:p>
             <w:pPr>
+              <w:keepNext/>
               <w:spacing w:after="40" w:before="0"/>
               <w:jc w:val="left"/>
             </w:pPr>
@@ -928,6 +951,7 @@
           </w:tcPr>
           <w:p>
             <w:pPr>
+              <w:keepNext w:val="false"/>
               <w:spacing w:after="40" w:before="0"/>
               <w:jc w:val="left"/>
             </w:pPr>
@@ -987,6 +1011,7 @@
           </w:tcPr>
           <w:p>
             <w:pPr>
+              <w:keepNext/>
               <w:spacing w:after="40" w:before="0"/>
               <w:jc w:val="center"/>
             </w:pPr>
@@ -1021,6 +1046,7 @@
           </w:tcPr>
           <w:p>
             <w:pPr>
+              <w:keepNext/>
               <w:spacing w:after="40" w:before="0"/>
               <w:jc w:val="left"/>
             </w:pPr>
@@ -1058,6 +1084,7 @@
           </w:tcPr>
           <w:p>
             <w:pPr>
+              <w:keepNext w:val="false"/>
               <w:spacing w:after="40" w:before="0"/>
               <w:jc w:val="left"/>
             </w:pPr>
@@ -1121,6 +1148,7 @@
           </w:tcPr>
           <w:p>
             <w:pPr>
+              <w:keepNext w:val="false"/>
               <w:spacing w:after="40" w:before="0"/>
               <w:jc w:val="center"/>
             </w:pPr>
@@ -1155,6 +1183,7 @@
           </w:tcPr>
           <w:p>
             <w:pPr>
+              <w:keepNext w:val="false"/>
               <w:spacing w:after="40" w:before="0"/>
               <w:jc w:val="left"/>
             </w:pPr>
@@ -1187,6 +1216,7 @@
           </w:tcPr>
           <w:p>
             <w:pPr>
+              <w:keepNext w:val="false"/>
               <w:spacing w:after="40" w:before="0"/>
               <w:jc w:val="left"/>
             </w:pPr>
@@ -1219,6 +1249,7 @@
           </w:tcPr>
           <w:p>
             <w:pPr>
+              <w:keepNext w:val="false"/>
               <w:spacing w:after="40" w:before="0"/>
               <w:jc w:val="left"/>
             </w:pPr>
@@ -1251,6 +1282,7 @@
           </w:tcPr>
           <w:p>
             <w:pPr>
+              <w:keepNext w:val="false"/>
               <w:spacing w:after="40" w:before="0"/>
               <w:jc w:val="left"/>
             </w:pPr>
@@ -1285,6 +1317,7 @@
           </w:tcPr>
           <w:p>
             <w:pPr>
+              <w:keepNext w:val="false"/>
               <w:spacing w:after="40" w:before="0"/>
               <w:jc w:val="left"/>
             </w:pPr>
@@ -1317,6 +1350,7 @@
           </w:tcPr>
           <w:p>
             <w:pPr>
+              <w:keepNext w:val="false"/>
               <w:spacing w:after="40" w:before="0"/>
               <w:jc w:val="left"/>
             </w:pPr>
@@ -1349,6 +1383,7 @@
           </w:tcPr>
           <w:p>
             <w:pPr>
+              <w:keepNext w:val="false"/>
               <w:spacing w:after="40" w:before="0"/>
               <w:jc w:val="left"/>
             </w:pPr>
@@ -1381,6 +1416,7 @@
           </w:tcPr>
           <w:p>
             <w:pPr>
+              <w:keepNext w:val="false"/>
               <w:spacing w:after="40" w:before="0"/>
               <w:jc w:val="left"/>
             </w:pPr>
@@ -1415,6 +1451,7 @@
           </w:tcPr>
           <w:p>
             <w:pPr>
+              <w:keepNext w:val="false"/>
               <w:spacing w:after="40" w:before="0"/>
               <w:jc w:val="left"/>
             </w:pPr>
@@ -1447,6 +1484,7 @@
           </w:tcPr>
           <w:p>
             <w:pPr>
+              <w:keepNext w:val="false"/>
               <w:spacing w:after="40" w:before="0"/>
               <w:jc w:val="left"/>
             </w:pPr>
@@ -1479,6 +1517,7 @@
           </w:tcPr>
           <w:p>
             <w:pPr>
+              <w:keepNext w:val="false"/>
               <w:spacing w:after="40" w:before="0"/>
               <w:jc w:val="left"/>
             </w:pPr>
@@ -1511,6 +1550,7 @@
           </w:tcPr>
           <w:p>
             <w:pPr>
+              <w:keepNext w:val="false"/>
               <w:spacing w:after="40" w:before="0"/>
               <w:jc w:val="left"/>
             </w:pPr>
@@ -1545,6 +1585,7 @@
           </w:tcPr>
           <w:p>
             <w:pPr>
+              <w:keepNext w:val="false"/>
               <w:spacing w:after="40" w:before="0"/>
               <w:jc w:val="left"/>
             </w:pPr>
@@ -1577,6 +1618,7 @@
           </w:tcPr>
           <w:p>
             <w:pPr>
+              <w:keepNext w:val="false"/>
               <w:spacing w:after="40" w:before="0"/>
               <w:jc w:val="left"/>
             </w:pPr>
@@ -1609,6 +1651,7 @@
           </w:tcPr>
           <w:p>
             <w:pPr>
+              <w:keepNext w:val="false"/>
               <w:spacing w:after="40" w:before="0"/>
               <w:jc w:val="left"/>
             </w:pPr>
@@ -1641,6 +1684,7 @@
           </w:tcPr>
           <w:p>
             <w:pPr>
+              <w:keepNext w:val="false"/>
               <w:spacing w:after="40" w:before="0"/>
               <w:jc w:val="left"/>
             </w:pPr>
@@ -1675,6 +1719,7 @@
           </w:tcPr>
           <w:p>
             <w:pPr>
+              <w:keepNext w:val="false"/>
               <w:spacing w:after="40" w:before="0"/>
               <w:jc w:val="left"/>
             </w:pPr>
@@ -1707,6 +1752,7 @@
           </w:tcPr>
           <w:p>
             <w:pPr>
+              <w:keepNext w:val="false"/>
               <w:spacing w:after="40" w:before="0"/>
               <w:jc w:val="left"/>
             </w:pPr>
@@ -1739,6 +1785,7 @@
           </w:tcPr>
           <w:p>
             <w:pPr>
+              <w:keepNext w:val="false"/>
               <w:spacing w:after="40" w:before="0"/>
               <w:jc w:val="left"/>
             </w:pPr>
@@ -1771,6 +1818,7 @@
           </w:tcPr>
           <w:p>
             <w:pPr>
+              <w:keepNext w:val="false"/>
               <w:spacing w:after="40" w:before="0"/>
               <w:jc w:val="left"/>
             </w:pPr>
@@ -1805,6 +1853,7 @@
           </w:tcPr>
           <w:p>
             <w:pPr>
+              <w:keepNext w:val="false"/>
               <w:spacing w:after="40" w:before="0"/>
               <w:jc w:val="left"/>
             </w:pPr>
@@ -1837,6 +1886,7 @@
           </w:tcPr>
           <w:p>
             <w:pPr>
+              <w:keepNext w:val="false"/>
               <w:spacing w:after="40" w:before="0"/>
               <w:jc w:val="left"/>
             </w:pPr>
@@ -1869,6 +1919,7 @@
           </w:tcPr>
           <w:p>
             <w:pPr>
+              <w:keepNext w:val="false"/>
               <w:spacing w:after="40" w:before="0"/>
               <w:jc w:val="left"/>
             </w:pPr>
@@ -1901,6 +1952,7 @@
           </w:tcPr>
           <w:p>
             <w:pPr>
+              <w:keepNext w:val="false"/>
               <w:spacing w:after="40" w:before="0"/>
               <w:jc w:val="left"/>
             </w:pPr>
@@ -2039,7 +2091,7 @@
         </w:rPr>
         <w:t xml:space="preserve">© 2026 SeaVuria and ARES. This work is licensed under a </w:t>
       </w:r>
-      <w:hyperlink w:history="1" r:id="rIdqp7vprrvlw6ifxefvroqr">
+      <w:hyperlink w:history="1" r:id="rIdf9dd5mwzazqpctsmhrw3j">
         <w:r>
           <w:rPr>
             <w:rFonts w:ascii="Arial" w:cs="Arial" w:eastAsia="Arial" w:hAnsi="Arial"/>
@@ -2059,7 +2111,7 @@
         </w:rPr>
         <w:t xml:space="preserve"> (</w:t>
       </w:r>
-      <w:hyperlink w:history="1" r:id="rIdrdq-vzatcg2wzd1ue6z_k">
+      <w:hyperlink w:history="1" r:id="rIdujnkaxwbpquahiu2ggyv-">
         <w:r>
           <w:rPr>
             <w:rFonts w:ascii="Arial" w:cs="Arial" w:eastAsia="Arial" w:hAnsi="Arial"/>
@@ -2079,7 +2131,7 @@
         </w:rPr>
         <w:t xml:space="preserve">). To view a copy of this license, visit </w:t>
       </w:r>
-      <w:hyperlink w:history="1" r:id="rIdw37yhxw8atxkesonndmil">
+      <w:hyperlink w:history="1" r:id="rIdrzhq1ys7lqa08skotjxpy">
         <w:r>
           <w:rPr>
             <w:rFonts w:ascii="Arial" w:cs="Arial" w:eastAsia="Arial" w:hAnsi="Arial"/>

--- a/data/outputs/v2/Grade11/Biology/Lesson_Plans/SS1.2_Ecology/Biology_Ecology_FinalExplanation.docx
+++ b/data/outputs/v2/Grade11/Biology/Lesson_Plans/SS1.2_Ecology/Biology_Ecology_FinalExplanation.docx
@@ -2091,7 +2091,7 @@
         </w:rPr>
         <w:t xml:space="preserve">© 2026 SeaVuria and ARES. This work is licensed under a </w:t>
       </w:r>
-      <w:hyperlink w:history="1" r:id="rIdf9dd5mwzazqpctsmhrw3j">
+      <w:hyperlink w:history="1" r:id="rIdbdbp_c6efyr-ilqsqlyqn">
         <w:r>
           <w:rPr>
             <w:rFonts w:ascii="Arial" w:cs="Arial" w:eastAsia="Arial" w:hAnsi="Arial"/>
@@ -2111,7 +2111,7 @@
         </w:rPr>
         <w:t xml:space="preserve"> (</w:t>
       </w:r>
-      <w:hyperlink w:history="1" r:id="rIdujnkaxwbpquahiu2ggyv-">
+      <w:hyperlink w:history="1" r:id="rId3r9e6m9df_98ni6g5r85o">
         <w:r>
           <w:rPr>
             <w:rFonts w:ascii="Arial" w:cs="Arial" w:eastAsia="Arial" w:hAnsi="Arial"/>
@@ -2131,7 +2131,7 @@
         </w:rPr>
         <w:t xml:space="preserve">). To view a copy of this license, visit </w:t>
       </w:r>
-      <w:hyperlink w:history="1" r:id="rIdrzhq1ys7lqa08skotjxpy">
+      <w:hyperlink w:history="1" r:id="rIdygfr_9yz9zb14wt0orm2s">
         <w:r>
           <w:rPr>
             <w:rFonts w:ascii="Arial" w:cs="Arial" w:eastAsia="Arial" w:hAnsi="Arial"/>
